--- a/Boshqa fayllar/2. Million dastur/tmo/Mexnat shartnomasi.docx
+++ b/Boshqa fayllar/2. Million dastur/tmo/Mexnat shartnomasi.docx
@@ -15,7 +15,31 @@
           <w:bCs/>
           <w:color w:val="000000"/>
         </w:rPr>
-        <w:t>03/01 -сонли</w:t>
+        <w:t>26</w:t>
+      </w:r>
+      <w:r>
+        <w:rPr>
+          <w:b/>
+          <w:bCs/>
+          <w:color w:val="000000"/>
+        </w:rPr>
+        <w:t>/</w:t>
+      </w:r>
+      <w:r>
+        <w:rPr>
+          <w:b/>
+          <w:bCs/>
+          <w:color w:val="000000"/>
+        </w:rPr>
+        <w:t>01</w:t>
+      </w:r>
+      <w:r>
+        <w:rPr>
+          <w:b/>
+          <w:bCs/>
+          <w:color w:val="000000"/>
+        </w:rPr>
+        <w:t xml:space="preserve"> -сонли</w:t>
       </w:r>
     </w:p>
     <w:p>
@@ -45,18 +69,37 @@
         <w:jc w:val="both"/>
       </w:pPr>
       <w:r>
-        <w:t>Урганч шаҳри</w:t>
+        <w:t>Хон</w:t>
+      </w:r>
+      <w:r>
+        <w:rPr>
+          <w:lang w:val="uz-Cyrl-UZ"/>
+        </w:rPr>
+        <w:t>қа тумани</w:t>
       </w:r>
       <w:r>
         <w:tab/>
       </w:r>
       <w:r>
-        <w:t>01</w:t>
-      </w:r>
-      <w:bookmarkStart w:id="1" w:name="_GoBack"/>
-      <w:bookmarkEnd w:id="1"/>
-      <w:r>
-        <w:t>.03.2025 йил.</w:t>
+        <w:t>0</w:t>
+      </w:r>
+      <w:r>
+        <w:t>9</w:t>
+      </w:r>
+      <w:r>
+        <w:t>.0</w:t>
+      </w:r>
+      <w:r>
+        <w:t>2</w:t>
+      </w:r>
+      <w:r>
+        <w:t>.202</w:t>
+      </w:r>
+      <w:r>
+        <w:t>6</w:t>
+      </w:r>
+      <w:r>
+        <w:t xml:space="preserve"> йил.</w:t>
       </w:r>
     </w:p>
     <w:p>
@@ -175,15 +218,7 @@
           <w:b/>
           <w:bCs/>
         </w:rPr>
-        <w:t>Мах</w:t>
-      </w:r>
-      <w:r>
-        <w:rPr>
-          <w:b/>
-          <w:bCs/>
-          <w:lang w:val="uz-Cyrl-UZ"/>
-        </w:rPr>
-        <w:t>мудов Жамолбек Улуғбекович</w:t>
+        <w:t>Якубов Музаффар Марксович</w:t>
       </w:r>
       <w:r>
         <w:rPr>
@@ -220,7 +255,7 @@
         </w:tabs>
         <w:spacing w:line="269" w:lineRule="auto"/>
       </w:pPr>
-      <w:bookmarkStart w:id="2" w:name="bookmark2"/>
+      <w:bookmarkStart w:id="1" w:name="bookmark2"/>
       <w:r>
         <w:rPr>
           <w:color w:val="000000"/>
@@ -230,7 +265,7 @@
       <w:r>
         <w:t>муддати ва мазмуни.</w:t>
       </w:r>
-      <w:bookmarkEnd w:id="2"/>
+      <w:bookmarkEnd w:id="1"/>
     </w:p>
     <w:p>
       <w:pPr>
@@ -391,7 +426,13 @@
         <w:jc w:val="both"/>
       </w:pPr>
       <w:r>
-        <w:t>(номуайян муддатга,5 йилдан ортиқ бўлмаган муайян муддатга, муайяи ниши бажариш вақтига ва унинг помп)</w:t>
+        <w:t>(номуайян муддатга,</w:t>
+      </w:r>
+      <w:r>
+        <w:t xml:space="preserve"> </w:t>
+      </w:r>
+      <w:r>
+        <w:t>5 йилдан ортиқ бўлмаган муайян муддатга, муайяи ниши бажариш вақтига ва унинг помп)</w:t>
       </w:r>
     </w:p>
     <w:p>
@@ -411,7 +452,7 @@
       <w:r>
         <w:t>Ходимнинг лавозим вазифалари иш берувчи томонидан тасдикданган лавозим йўриқномасида белгиланади.</w:t>
       </w:r>
-      <w:bookmarkStart w:id="3" w:name="bookmark4"/>
+      <w:bookmarkStart w:id="2" w:name="bookmark4"/>
     </w:p>
     <w:p>
       <w:pPr>
@@ -442,7 +483,7 @@
         </w:rPr>
         <w:t>бўйича ишлаш</w:t>
       </w:r>
-      <w:bookmarkEnd w:id="3"/>
+      <w:bookmarkEnd w:id="2"/>
       <w:r>
         <w:rPr>
           <w:b/>
@@ -458,16 +499,28 @@
         <w:jc w:val="both"/>
       </w:pPr>
       <w:r>
-        <w:t xml:space="preserve">Тасдикланган сана- 2025 йил </w:t>
+        <w:t>Тасдикланган сана- 202</w:t>
+      </w:r>
+      <w:r>
+        <w:t>6</w:t>
+      </w:r>
+      <w:r>
+        <w:t xml:space="preserve"> йил </w:t>
       </w:r>
       <w:r>
         <w:rPr>
           <w:lang w:val="uz-Cyrl-UZ"/>
         </w:rPr>
-        <w:t>01</w:t>
-      </w:r>
-      <w:r>
-        <w:t xml:space="preserve"> март.</w:t>
+        <w:t>02</w:t>
+      </w:r>
+      <w:r>
+        <w:t xml:space="preserve"> </w:t>
+      </w:r>
+      <w:r>
+        <w:t>феврал</w:t>
+      </w:r>
+      <w:r>
+        <w:t>.</w:t>
       </w:r>
     </w:p>
     <w:p>
@@ -490,6 +543,26 @@
       <w:r>
         <w:t>(синовсиз, синов муддати)</w:t>
       </w:r>
+    </w:p>
+    <w:p>
+      <w:pPr>
+        <w:pStyle w:val="20"/>
+        <w:ind w:firstLine="160"/>
+        <w:jc w:val="both"/>
+        <w:rPr>
+          <w:sz w:val="20"/>
+          <w:lang w:val="en-US"/>
+        </w:rPr>
+      </w:pPr>
+      <w:r>
+        <w:rPr>
+          <w:sz w:val="20"/>
+          <w:lang w:val="en-US"/>
+        </w:rPr>
+        <w:t>Ish kuni 6 kunlik. Ish vaqti 09:00 dan 20:00 gacha. Tushlik 13:00 dan 14:00 gacha</w:t>
+      </w:r>
+      <w:bookmarkStart w:id="3" w:name="_GoBack"/>
+      <w:bookmarkEnd w:id="3"/>
     </w:p>
     <w:p>
       <w:pPr>
@@ -1561,84 +1634,6 @@
                 <w:lang w:val="uz-Cyrl-UZ"/>
               </w:rPr>
             </w:pPr>
-            <w:r>
-              <w:rPr>
-                <w:noProof/>
-                <w:sz w:val="28"/>
-                <w:szCs w:val="28"/>
-                <w:lang w:bidi="ar-SA"/>
-              </w:rPr>
-              <w:drawing>
-                <wp:anchor distT="0" distB="0" distL="114300" distR="114300" simplePos="0" relativeHeight="251659264" behindDoc="1" locked="0" layoutInCell="1" allowOverlap="1" wp14:anchorId="5812C869" wp14:editId="639F43D3">
-                  <wp:simplePos x="0" y="0"/>
-                  <wp:positionH relativeFrom="column">
-                    <wp:posOffset>438785</wp:posOffset>
-                  </wp:positionH>
-                  <wp:positionV relativeFrom="paragraph">
-                    <wp:posOffset>525780</wp:posOffset>
-                  </wp:positionV>
-                  <wp:extent cx="1536700" cy="1403350"/>
-                  <wp:effectExtent l="0" t="0" r="6350" b="6350"/>
-                  <wp:wrapTight wrapText="bothSides">
-                    <wp:wrapPolygon edited="0">
-                      <wp:start x="0" y="0"/>
-                      <wp:lineTo x="0" y="21405"/>
-                      <wp:lineTo x="21421" y="21405"/>
-                      <wp:lineTo x="21421" y="0"/>
-                      <wp:lineTo x="0" y="0"/>
-                    </wp:wrapPolygon>
-                  </wp:wrapTight>
-                  <wp:docPr id="1" name="Рисунок 1"/>
-                  <wp:cNvGraphicFramePr>
-                    <a:graphicFrameLocks xmlns:a="http://schemas.openxmlformats.org/drawingml/2006/main" noChangeAspect="1"/>
-                  </wp:cNvGraphicFramePr>
-                  <a:graphic xmlns:a="http://schemas.openxmlformats.org/drawingml/2006/main">
-                    <a:graphicData uri="http://schemas.openxmlformats.org/drawingml/2006/picture">
-                      <pic:pic xmlns:pic="http://schemas.openxmlformats.org/drawingml/2006/picture">
-                        <pic:nvPicPr>
-                          <pic:cNvPr id="1" name=""/>
-                          <pic:cNvPicPr/>
-                        </pic:nvPicPr>
-                        <pic:blipFill rotWithShape="1">
-                          <a:blip r:embed="rId7">
-                            <a:extLst>
-                              <a:ext uri="{28A0092B-C50C-407E-A947-70E740481C1C}">
-                                <a14:useLocalDpi xmlns:a14="http://schemas.microsoft.com/office/drawing/2010/main" val="0"/>
-                              </a:ext>
-                            </a:extLst>
-                          </a:blip>
-                          <a:srcRect l="32580" t="8743" r="42781" b="10747"/>
-                          <a:stretch/>
-                        </pic:blipFill>
-                        <pic:spPr bwMode="auto">
-                          <a:xfrm>
-                            <a:off x="0" y="0"/>
-                            <a:ext cx="1536700" cy="1403350"/>
-                          </a:xfrm>
-                          <a:prstGeom prst="rect">
-                            <a:avLst/>
-                          </a:prstGeom>
-                          <a:ln>
-                            <a:noFill/>
-                          </a:ln>
-                          <a:extLst>
-                            <a:ext uri="{53640926-AAD7-44D8-BBD7-CCE9431645EC}">
-                              <a14:shadowObscured xmlns:a14="http://schemas.microsoft.com/office/drawing/2010/main"/>
-                            </a:ext>
-                          </a:extLst>
-                        </pic:spPr>
-                      </pic:pic>
-                    </a:graphicData>
-                  </a:graphic>
-                  <wp14:sizeRelH relativeFrom="margin">
-                    <wp14:pctWidth>0</wp14:pctWidth>
-                  </wp14:sizeRelH>
-                  <wp14:sizeRelV relativeFrom="margin">
-                    <wp14:pctHeight>0</wp14:pctHeight>
-                  </wp14:sizeRelV>
-                </wp:anchor>
-              </w:drawing>
-            </w:r>
             <w:r>
               <w:rPr>
                 <w:b/>
@@ -1783,16 +1778,7 @@
                 <w:b/>
                 <w:color w:val="000000"/>
               </w:rPr>
-              <w:t>М</w:t>
-            </w:r>
-            <w:r>
-              <w:rPr>
-                <w:b/>
-                <w:bCs/>
-                <w:color w:val="000000"/>
-                <w:lang w:val="uz-Cyrl-UZ"/>
-              </w:rPr>
-              <w:t>ахмудов Жамолбек Улуғбекович</w:t>
+              <w:t>Якубов Музаффар Марксович</w:t>
             </w:r>
           </w:p>
           <w:p>
@@ -1813,13 +1799,20 @@
                 <w:color w:val="000000"/>
                 <w:lang w:val="en-US"/>
               </w:rPr>
-              <w:t>AA</w:t>
+              <w:t>A</w:t>
+            </w:r>
+            <w:r>
+              <w:rPr>
+                <w:color w:val="000000"/>
+                <w:lang w:val="en-US"/>
+              </w:rPr>
+              <w:t>E</w:t>
             </w:r>
             <w:r>
               <w:rPr>
                 <w:color w:val="000000"/>
               </w:rPr>
-              <w:t>8366227</w:t>
+              <w:t>6120908</w:t>
             </w:r>
           </w:p>
           <w:p>
